--- a/docx/knowledge-base/foundations/ban-do-kien-thuc-can-hieu.docx
+++ b/docx/knowledge-base/foundations/ban-do-kien-thuc-can-hieu.docx
@@ -2946,7 +2946,7 @@
         </w:numPr>
         <w:spacing w:after="80" w:line="320"/>
       </w:pPr>
-      <w:hyperlink w:history="1" r:id="rIdiasxkwjau5d7_20uoj_sj">
+      <w:hyperlink w:history="1" r:id="rIdbwmbi6xjmeokwznsesxbg">
         <w:r>
           <w:rPr>
             <w:rStyle w:val="Hyperlink"/>
@@ -2967,7 +2967,7 @@
         </w:numPr>
         <w:spacing w:after="80" w:line="320"/>
       </w:pPr>
-      <w:hyperlink w:history="1" r:id="rIddxmjf5zwtcvznmctqkk_j">
+      <w:hyperlink w:history="1" r:id="rIdlhu8cmqx7pfoaddvjn3j6">
         <w:r>
           <w:rPr>
             <w:rStyle w:val="Hyperlink"/>
@@ -2988,7 +2988,7 @@
         </w:numPr>
         <w:spacing w:after="80" w:line="320"/>
       </w:pPr>
-      <w:hyperlink w:history="1" r:id="rIdvleeszfs_vulqlxp_nqin">
+      <w:hyperlink w:history="1" r:id="rIddvhtywtxk1nl9ecnrrail">
         <w:r>
           <w:rPr>
             <w:rStyle w:val="Hyperlink"/>
@@ -3009,7 +3009,7 @@
         </w:numPr>
         <w:spacing w:after="80" w:line="320"/>
       </w:pPr>
-      <w:hyperlink w:history="1" r:id="rIdpevk4fppkxsy68vnrrdhs">
+      <w:hyperlink w:history="1" r:id="rIdmvgrugcyvnh5fvyw3uyex">
         <w:r>
           <w:rPr>
             <w:rStyle w:val="Hyperlink"/>
